--- a/企业AI培训_交付包/中级课程_完整交付包/07_讲师资源/讲师授课指南.docx
+++ b/企业AI培训_交付包/中级课程_完整交付包/07_讲师资源/讲师授课指南.docx
@@ -2,7 +2,7 @@
 <file path=word/document.xml><?xml version="1.0" encoding="utf-8"?>
 <w:document xmlns:w="http://schemas.openxmlformats.org/wordprocessingml/2006/main" xmlns:m="http://schemas.openxmlformats.org/officeDocument/2006/math" xmlns:r="http://schemas.openxmlformats.org/officeDocument/2006/relationships" xmlns:o="urn:schemas-microsoft-com:office:office" xmlns:v="urn:schemas-microsoft-com:vml" xmlns:w10="urn:schemas-microsoft-com:office:word" xmlns:a="http://schemas.openxmlformats.org/drawingml/2006/main" xmlns:pic="http://schemas.openxmlformats.org/drawingml/2006/picture" xmlns:wp="http://schemas.openxmlformats.org/drawingml/2006/wordprocessingDrawing">
   <w:body>
-    <w:bookmarkStart w:id="19" w:name="讲师授课指南中级-落地层-通用企业版-v2.0"/>
+    <w:bookmarkStart w:id="20" w:name="讲师授课指南中级-落地层-通用企业版-v2.0"/>
     <w:p>
       <w:pPr>
         <w:pStyle w:val="Heading1"/>
@@ -1829,7 +1829,7 @@
       </w:r>
     </w:p>
     <w:bookmarkEnd w:id="11"/>
-    <w:bookmarkStart w:id="15" w:name="四m8-答辩主持稿8-分钟讲-5-分钟质询"/>
+    <w:bookmarkStart w:id="12" w:name="四政策与合规红线讲解要点m1-集中讲m7m8-回扣"/>
     <w:p>
       <w:pPr>
         <w:pStyle w:val="Heading2"/>
@@ -1838,7 +1838,7 @@
         <w:rPr>
           <w:rFonts w:hint="eastAsia"/>
         </w:rPr>
-        <w:t xml:space="preserve">四、M8</w:t>
+        <w:t xml:space="preserve">四、政策与合规红线讲解要点（M1</w:t>
       </w:r>
       <w:r>
         <w:t xml:space="preserve"> </w:t>
@@ -1847,6 +1847,551 @@
         <w:rPr>
           <w:rFonts w:hint="eastAsia"/>
         </w:rPr>
+        <w:t xml:space="preserve">集中讲，M7/M8</w:t>
+      </w:r>
+      <w:r>
+        <w:t xml:space="preserve"> </w:t>
+      </w:r>
+      <w:r>
+        <w:rPr>
+          <w:rFonts w:hint="eastAsia"/>
+        </w:rPr>
+        <w:t xml:space="preserve">回扣）</w:t>
+      </w:r>
+    </w:p>
+    <w:p>
+      <w:pPr>
+        <w:pStyle w:val="BlockText"/>
+      </w:pPr>
+      <w:r>
+        <w:rPr>
+          <w:rFonts w:hint="eastAsia"/>
+        </w:rPr>
+        <w:t xml:space="preserve">政策单一事实源</w:t>
+      </w:r>
+      <w:r>
+        <w:t xml:space="preserve"> = 《AI </w:t>
+      </w:r>
+      <w:r>
+        <w:rPr>
+          <w:rFonts w:hint="eastAsia"/>
+        </w:rPr>
+        <w:t xml:space="preserve">政策速查卡（三档通用）》（交付包根目录，2026-09</w:t>
+      </w:r>
+      <w:r>
+        <w:t xml:space="preserve"> </w:t>
+      </w:r>
+      <w:r>
+        <w:rPr>
+          <w:rFonts w:hint="eastAsia"/>
+        </w:rPr>
+        <w:t xml:space="preserve">版）。本节只讲”怎么讲”，数字以速查卡为准。</w:t>
+      </w:r>
+    </w:p>
+    <w:p>
+      <w:pPr>
+        <w:pStyle w:val="FirstParagraph"/>
+      </w:pPr>
+      <w:r>
+        <w:rPr>
+          <w:b/>
+          <w:bCs/>
+        </w:rPr>
+        <w:t xml:space="preserve">M1 </w:t>
+      </w:r>
+      <w:r>
+        <w:rPr>
+          <w:rFonts w:hint="eastAsia"/>
+          <w:b/>
+          <w:bCs/>
+        </w:rPr>
+        <w:t xml:space="preserve">政策解读</w:t>
+      </w:r>
+      <w:r>
+        <w:rPr>
+          <w:b/>
+          <w:bCs/>
+        </w:rPr>
+        <w:t xml:space="preserve"> 45min </w:t>
+      </w:r>
+      <w:r>
+        <w:rPr>
+          <w:rFonts w:hint="eastAsia"/>
+          <w:b/>
+          <w:bCs/>
+        </w:rPr>
+        <w:t xml:space="preserve">建议拆法</w:t>
+      </w:r>
+      <w:r>
+        <w:t xml:space="preserve"> </w:t>
+      </w:r>
+      <w:r>
+        <w:t xml:space="preserve">1. </w:t>
+      </w:r>
+      <w:r>
+        <w:rPr>
+          <w:rFonts w:hint="eastAsia"/>
+        </w:rPr>
+        <w:t xml:space="preserve">国发</w:t>
+      </w:r>
+      <w:r>
+        <w:t xml:space="preserve"> 11 </w:t>
+      </w:r>
+      <w:r>
+        <w:rPr>
+          <w:rFonts w:hint="eastAsia"/>
+        </w:rPr>
+        <w:t xml:space="preserve">号”人工智能+</w:t>
+      </w:r>
+      <w:r>
+        <w:rPr>
+          <w:rFonts w:hint="eastAsia"/>
+        </w:rPr>
+        <w:t xml:space="preserve">“30min：四类要求逐条对应</w:t>
+      </w:r>
+      <w:r>
+        <w:t xml:space="preserve"> </w:t>
+      </w:r>
+      <w:r>
+        <w:rPr>
+          <w:rFonts w:hint="eastAsia"/>
+        </w:rPr>
+        <w:t xml:space="preserve">M1/M5/M6/M7（见大纲</w:t>
+      </w:r>
+      <w:r>
+        <w:t xml:space="preserve"> </w:t>
+      </w:r>
+      <w:r>
+        <w:rPr>
+          <w:rFonts w:hint="eastAsia"/>
+        </w:rPr>
+        <w:t xml:space="preserve">2.2），金句”</w:t>
+      </w:r>
+      <w:r>
+        <w:rPr>
+          <w:rFonts w:hint="eastAsia"/>
+        </w:rPr>
+        <w:t xml:space="preserve">政策是立项指挥棒”</w:t>
+      </w:r>
+      <w:r>
+        <w:t xml:space="preserve"> </w:t>
+      </w:r>
+      <w:r>
+        <w:t xml:space="preserve">2. </w:t>
+      </w:r>
+      <w:r>
+        <w:rPr>
+          <w:rFonts w:hint="eastAsia"/>
+        </w:rPr>
+        <w:t xml:space="preserve">资源通道</w:t>
+      </w:r>
+      <w:r>
+        <w:t xml:space="preserve"> </w:t>
+      </w:r>
+      <w:r>
+        <w:rPr>
+          <w:rFonts w:hint="eastAsia"/>
+        </w:rPr>
+        <w:t xml:space="preserve">10min：四条通道讲”申报书=课程作业”的对应关系（大纲</w:t>
+      </w:r>
+      <w:r>
+        <w:t xml:space="preserve"> </w:t>
+      </w:r>
+      <w:r>
+        <w:rPr>
+          <w:rFonts w:hint="eastAsia"/>
+        </w:rPr>
+        <w:t xml:space="preserve">2.3）；地方真钱只讲客户所在省</w:t>
+      </w:r>
+      <w:r>
+        <w:t xml:space="preserve"> 2-3 </w:t>
+      </w:r>
+      <w:r>
+        <w:rPr>
+          <w:rFonts w:hint="eastAsia"/>
+        </w:rPr>
+        <w:t xml:space="preserve">条</w:t>
+      </w:r>
+      <w:r>
+        <w:t xml:space="preserve"> + </w:t>
+      </w:r>
+      <w:r>
+        <w:rPr>
+          <w:rFonts w:hint="eastAsia"/>
+        </w:rPr>
+        <w:t xml:space="preserve">模型券趋势（大纲</w:t>
+      </w:r>
+      <w:r>
+        <w:t xml:space="preserve"> 2.3 </w:t>
+      </w:r>
+      <w:r>
+        <w:rPr>
+          <w:rFonts w:hint="eastAsia"/>
+        </w:rPr>
+        <w:t xml:space="preserve">弹药库表）</w:t>
+      </w:r>
+      <w:r>
+        <w:t xml:space="preserve"> </w:t>
+      </w:r>
+      <w:r>
+        <w:t xml:space="preserve">3. </w:t>
+      </w:r>
+      <w:r>
+        <w:rPr>
+          <w:rFonts w:hint="eastAsia"/>
+        </w:rPr>
+        <w:t xml:space="preserve">合规红线</w:t>
+      </w:r>
+      <w:r>
+        <w:t xml:space="preserve"> </w:t>
+      </w:r>
+      <w:r>
+        <w:rPr>
+          <w:rFonts w:hint="eastAsia"/>
+        </w:rPr>
+        <w:t xml:space="preserve">5min：下面三条各一句话，先埋雷，M7</w:t>
+      </w:r>
+      <w:r>
+        <w:t xml:space="preserve"> </w:t>
+      </w:r>
+      <w:r>
+        <w:rPr>
+          <w:rFonts w:hint="eastAsia"/>
+        </w:rPr>
+        <w:t xml:space="preserve">再展开</w:t>
+      </w:r>
+    </w:p>
+    <w:p>
+      <w:pPr>
+        <w:pStyle w:val="BodyText"/>
+      </w:pPr>
+      <w:r>
+        <w:rPr>
+          <w:rFonts w:hint="eastAsia"/>
+          <w:b/>
+          <w:bCs/>
+        </w:rPr>
+        <w:t xml:space="preserve">三条合规红线（中级必须过一遍，2026-09</w:t>
+      </w:r>
+      <w:r>
+        <w:rPr>
+          <w:b/>
+          <w:bCs/>
+        </w:rPr>
+        <w:t xml:space="preserve"> </w:t>
+      </w:r>
+      <w:r>
+        <w:rPr>
+          <w:rFonts w:hint="eastAsia"/>
+          <w:b/>
+          <w:bCs/>
+        </w:rPr>
+        <w:t xml:space="preserve">更新）</w:t>
+      </w:r>
+      <w:r>
+        <w:t xml:space="preserve"> </w:t>
+      </w:r>
+      <w:r>
+        <w:t xml:space="preserve">| </w:t>
+      </w:r>
+      <w:r>
+        <w:rPr>
+          <w:rFonts w:hint="eastAsia"/>
+        </w:rPr>
+        <w:t xml:space="preserve">红线</w:t>
+      </w:r>
+      <w:r>
+        <w:t xml:space="preserve"> | </w:t>
+      </w:r>
+      <w:r>
+        <w:rPr>
+          <w:rFonts w:hint="eastAsia"/>
+        </w:rPr>
+        <w:t xml:space="preserve">依据</w:t>
+      </w:r>
+      <w:r>
+        <w:t xml:space="preserve"> | </w:t>
+      </w:r>
+      <w:r>
+        <w:rPr>
+          <w:rFonts w:hint="eastAsia"/>
+        </w:rPr>
+        <w:t xml:space="preserve">课里落点</w:t>
+      </w:r>
+      <w:r>
+        <w:t xml:space="preserve"> |</w:t>
+      </w:r>
+      <w:r>
+        <w:t xml:space="preserve"> </w:t>
+      </w:r>
+      <w:r>
+        <w:t xml:space="preserve">|—|—|—|</w:t>
+      </w:r>
+      <w:r>
+        <w:t xml:space="preserve"> </w:t>
+      </w:r>
+      <w:r>
+        <w:t xml:space="preserve">| AI </w:t>
+      </w:r>
+      <w:r>
+        <w:rPr>
+          <w:rFonts w:hint="eastAsia"/>
+        </w:rPr>
+        <w:t xml:space="preserve">生成的图/文/音/视频对外使用要加标识（显式+隐式）</w:t>
+      </w:r>
+      <w:r>
+        <w:t xml:space="preserve"> | </w:t>
+      </w:r>
+      <w:r>
+        <w:rPr>
+          <w:rFonts w:hint="eastAsia"/>
+        </w:rPr>
+        <w:t xml:space="preserve">七部门《人工智能生成合成内容标识办法》2025-09-01</w:t>
+      </w:r>
+      <w:r>
+        <w:t xml:space="preserve"> </w:t>
+      </w:r>
+      <w:r>
+        <w:rPr>
+          <w:rFonts w:hint="eastAsia"/>
+        </w:rPr>
+        <w:t xml:space="preserve">施行</w:t>
+      </w:r>
+      <w:r>
+        <w:t xml:space="preserve"> | </w:t>
+      </w:r>
+      <w:r>
+        <w:rPr>
+          <w:rFonts w:hint="eastAsia"/>
+        </w:rPr>
+        <w:t xml:space="preserve">M8”推广计划”必写，不写=答辩质询点</w:t>
+      </w:r>
+      <w:r>
+        <w:t xml:space="preserve"> |</w:t>
+      </w:r>
+      <w:r>
+        <w:t xml:space="preserve"> </w:t>
+      </w:r>
+      <w:r>
+        <w:t xml:space="preserve">| </w:t>
+      </w:r>
+      <w:r>
+        <w:rPr>
+          <w:rFonts w:hint="eastAsia"/>
+        </w:rPr>
+        <w:t xml:space="preserve">客服/陪伴类智能体：提示”你在与</w:t>
+      </w:r>
+      <w:r>
+        <w:t xml:space="preserve"> AI </w:t>
+      </w:r>
+      <w:r>
+        <w:rPr>
+          <w:rFonts w:hint="eastAsia"/>
+        </w:rPr>
+        <w:t xml:space="preserve">互动”+连续</w:t>
+      </w:r>
+      <w:r>
+        <w:t xml:space="preserve"> 2h </w:t>
+      </w:r>
+      <w:r>
+        <w:rPr>
+          <w:rFonts w:hint="eastAsia"/>
+        </w:rPr>
+        <w:t xml:space="preserve">提醒+算法备案</w:t>
+      </w:r>
+      <w:r>
+        <w:t xml:space="preserve"> | </w:t>
+      </w:r>
+      <w:r>
+        <w:rPr>
+          <w:rFonts w:hint="eastAsia"/>
+        </w:rPr>
+        <w:t xml:space="preserve">《人工智能拟人化互动服务管理暂行办法》2026-07-15</w:t>
+      </w:r>
+      <w:r>
+        <w:t xml:space="preserve"> </w:t>
+      </w:r>
+      <w:r>
+        <w:rPr>
+          <w:rFonts w:hint="eastAsia"/>
+        </w:rPr>
+        <w:t xml:space="preserve">施行</w:t>
+      </w:r>
+      <w:r>
+        <w:t xml:space="preserve"> | M7 </w:t>
+      </w:r>
+      <w:r>
+        <w:rPr>
+          <w:rFonts w:hint="eastAsia"/>
+        </w:rPr>
+        <w:t xml:space="preserve">治理清单加检查项</w:t>
+      </w:r>
+      <w:r>
+        <w:t xml:space="preserve"> |</w:t>
+      </w:r>
+      <w:r>
+        <w:t xml:space="preserve"> </w:t>
+      </w:r>
+      <w:r>
+        <w:t xml:space="preserve">| </w:t>
+      </w:r>
+      <w:r>
+        <w:rPr>
+          <w:rFonts w:hint="eastAsia"/>
+        </w:rPr>
+        <w:t xml:space="preserve">红线数据不喂未批准工具</w:t>
+      </w:r>
+      <w:r>
+        <w:t xml:space="preserve"> | </w:t>
+      </w:r>
+      <w:r>
+        <w:rPr>
+          <w:rFonts w:hint="eastAsia"/>
+        </w:rPr>
+        <w:t xml:space="preserve">数据分类分级（大纲</w:t>
+      </w:r>
+      <w:r>
+        <w:t xml:space="preserve"> </w:t>
+      </w:r>
+      <w:r>
+        <w:rPr>
+          <w:rFonts w:hint="eastAsia"/>
+        </w:rPr>
+        <w:t xml:space="preserve">M7）</w:t>
+      </w:r>
+      <w:r>
+        <w:t xml:space="preserve"> | </w:t>
+      </w:r>
+      <w:r>
+        <w:rPr>
+          <w:rFonts w:hint="eastAsia"/>
+        </w:rPr>
+        <w:t xml:space="preserve">每模块数据带练前提醒</w:t>
+      </w:r>
+      <w:r>
+        <w:t xml:space="preserve"> |</w:t>
+      </w:r>
+    </w:p>
+    <w:p>
+      <w:pPr>
+        <w:pStyle w:val="BodyText"/>
+      </w:pPr>
+      <w:r>
+        <w:rPr>
+          <w:b/>
+          <w:bCs/>
+        </w:rPr>
+        <w:t xml:space="preserve">M7 </w:t>
+      </w:r>
+      <w:r>
+        <w:rPr>
+          <w:rFonts w:hint="eastAsia"/>
+          <w:b/>
+          <w:bCs/>
+        </w:rPr>
+        <w:t xml:space="preserve">回扣</w:t>
+      </w:r>
+      <w:r>
+        <w:rPr>
+          <w:rFonts w:hint="eastAsia"/>
+        </w:rPr>
+        <w:t xml:space="preserve">：治理清单”Govern”步骤加一行”对外</w:t>
+      </w:r>
+      <w:r>
+        <w:t xml:space="preserve"> AI </w:t>
+      </w:r>
+      <w:r>
+        <w:rPr>
+          <w:rFonts w:hint="eastAsia"/>
+        </w:rPr>
+        <w:t xml:space="preserve">内容已加标识？</w:t>
+      </w:r>
+      <w:r>
+        <w:rPr>
+          <w:rFonts w:hint="eastAsia"/>
+        </w:rPr>
+        <w:t xml:space="preserve">“；做客服/陪伴场景的组，”</w:t>
+      </w:r>
+      <w:r>
+        <w:rPr>
+          <w:rFonts w:hint="eastAsia"/>
+        </w:rPr>
+        <w:t xml:space="preserve">Manage”加”提示义务+2h</w:t>
+      </w:r>
+      <w:r>
+        <w:t xml:space="preserve"> </w:t>
+      </w:r>
+      <w:r>
+        <w:rPr>
+          <w:rFonts w:hint="eastAsia"/>
+        </w:rPr>
+        <w:t xml:space="preserve">提醒”。</w:t>
+      </w:r>
+      <w:r>
+        <w:t xml:space="preserve"> </w:t>
+      </w:r>
+      <w:r>
+        <w:rPr>
+          <w:b/>
+          <w:bCs/>
+        </w:rPr>
+        <w:t xml:space="preserve">M8 </w:t>
+      </w:r>
+      <w:r>
+        <w:rPr>
+          <w:rFonts w:hint="eastAsia"/>
+          <w:b/>
+          <w:bCs/>
+        </w:rPr>
+        <w:t xml:space="preserve">答辩质询可加一刀</w:t>
+      </w:r>
+      <w:r>
+        <w:rPr>
+          <w:rFonts w:hint="eastAsia"/>
+        </w:rPr>
+        <w:t xml:space="preserve">：</w:t>
+      </w:r>
+      <w:r>
+        <w:rPr>
+          <w:rFonts w:hint="eastAsia"/>
+        </w:rPr>
+        <w:t xml:space="preserve">“你们对外发布的</w:t>
+      </w:r>
+      <w:r>
+        <w:t xml:space="preserve"> AI </w:t>
+      </w:r>
+      <w:r>
+        <w:rPr>
+          <w:rFonts w:hint="eastAsia"/>
+        </w:rPr>
+        <w:t xml:space="preserve">内容，标识加了吗？”</w:t>
+      </w:r>
+      <w:r>
+        <w:rPr>
+          <w:rFonts w:hint="eastAsia"/>
+        </w:rPr>
+        <w:t xml:space="preserve">（听：是否知道标识办法，答不上=推广计划打回补）</w:t>
+      </w:r>
+    </w:p>
+    <w:bookmarkEnd w:id="12"/>
+    <w:bookmarkStart w:id="16" w:name="五m8-答辩主持稿8-分钟讲-5-分钟质询"/>
+    <w:p>
+      <w:pPr>
+        <w:pStyle w:val="Heading2"/>
+      </w:pPr>
+      <w:r>
+        <w:rPr>
+          <w:rFonts w:hint="eastAsia"/>
+        </w:rPr>
+        <w:t xml:space="preserve">五、M8</w:t>
+      </w:r>
+      <w:r>
+        <w:t xml:space="preserve"> </w:t>
+      </w:r>
+      <w:r>
+        <w:rPr>
+          <w:rFonts w:hint="eastAsia"/>
+        </w:rPr>
         <w:t xml:space="preserve">答辩主持稿（8</w:t>
       </w:r>
       <w:r>
@@ -1868,7 +2413,7 @@
         <w:t xml:space="preserve">分钟质询）</w:t>
       </w:r>
     </w:p>
-    <w:bookmarkStart w:id="12" w:name="流程"/>
+    <w:bookmarkStart w:id="13" w:name="流程"/>
     <w:p>
       <w:pPr>
         <w:pStyle w:val="Heading3"/>
@@ -2057,8 +2602,8 @@
         <w:t xml:space="preserve">最后给”最小可行降级路径”（不许空手）</w:t>
       </w:r>
     </w:p>
-    <w:bookmarkEnd w:id="12"/>
-    <w:bookmarkStart w:id="13" w:name="评分现场动作"/>
+    <w:bookmarkEnd w:id="13"/>
+    <w:bookmarkStart w:id="14" w:name="评分现场动作"/>
     <w:p>
       <w:pPr>
         <w:pStyle w:val="Heading3"/>
@@ -2133,8 +2678,8 @@
         <w:t xml:space="preserve">倡导者储备池”</w:t>
       </w:r>
     </w:p>
-    <w:bookmarkEnd w:id="13"/>
-    <w:bookmarkStart w:id="14" w:name="红线"/>
+    <w:bookmarkEnd w:id="14"/>
+    <w:bookmarkStart w:id="15" w:name="红线"/>
     <w:p>
       <w:pPr>
         <w:pStyle w:val="Heading3"/>
@@ -2230,9 +2775,9 @@
         <w:t xml:space="preserve">表达维度扣分</w:t>
       </w:r>
     </w:p>
-    <w:bookmarkEnd w:id="14"/>
     <w:bookmarkEnd w:id="15"/>
-    <w:bookmarkStart w:id="16" w:name="五物料清单开课前"/>
+    <w:bookmarkEnd w:id="16"/>
+    <w:bookmarkStart w:id="17" w:name="六物料清单开课前"/>
     <w:p>
       <w:pPr>
         <w:pStyle w:val="Heading2"/>
@@ -2241,7 +2786,7 @@
         <w:rPr>
           <w:rFonts w:hint="eastAsia"/>
         </w:rPr>
-        <w:t xml:space="preserve">五、物料清单（开课前）</w:t>
+        <w:t xml:space="preserve">六、物料清单（开课前）</w:t>
       </w:r>
     </w:p>
     <w:p>
@@ -2358,10 +2903,13 @@
         </w:numPr>
       </w:pPr>
       <w:r>
-        <w:rPr>
-          <w:rFonts w:hint="eastAsia"/>
-        </w:rPr>
-        <w:t xml:space="preserve">政策文件</w:t>
+        <w:t xml:space="preserve">《AI </w:t>
+      </w:r>
+      <w:r>
+        <w:rPr>
+          <w:rFonts w:hint="eastAsia"/>
+        </w:rPr>
+        <w:t xml:space="preserve">政策速查卡（三档通用）》2026-09</w:t>
       </w:r>
       <w:r>
         <w:t xml:space="preserve"> </w:t>
@@ -2370,7 +2918,25 @@
         <w:rPr>
           <w:rFonts w:hint="eastAsia"/>
         </w:rPr>
-        <w:t xml:space="preserve">PDF（国发</w:t>
+        <w:t xml:space="preserve">版（交付包根目录，课前</w:t>
+      </w:r>
+      <w:r>
+        <w:t xml:space="preserve"> 1 </w:t>
+      </w:r>
+      <w:r>
+        <w:rPr>
+          <w:rFonts w:hint="eastAsia"/>
+        </w:rPr>
+        <w:t xml:space="preserve">天过一遍有没有新文）+</w:t>
+      </w:r>
+      <w:r>
+        <w:t xml:space="preserve"> </w:t>
+      </w:r>
+      <w:r>
+        <w:rPr>
+          <w:rFonts w:hint="eastAsia"/>
+        </w:rPr>
+        <w:t xml:space="preserve">国发</w:t>
       </w:r>
       <w:r>
         <w:t xml:space="preserve"> 11 </w:t>
@@ -2382,13 +2948,13 @@
         <w:t xml:space="preserve">号</w:t>
       </w:r>
       <w:r>
-        <w:t xml:space="preserve"> + </w:t>
-      </w:r>
-      <w:r>
-        <w:rPr>
-          <w:rFonts w:hint="eastAsia"/>
-        </w:rPr>
-        <w:t xml:space="preserve">当地”人工智能+“配套）</w:t>
+        <w:t xml:space="preserve"> PDF + </w:t>
+      </w:r>
+      <w:r>
+        <w:rPr>
+          <w:rFonts w:hint="eastAsia"/>
+        </w:rPr>
+        <w:t xml:space="preserve">客户所在省”人工智能+“配套原文</w:t>
       </w:r>
     </w:p>
     <w:p>
@@ -2457,8 +3023,8 @@
         <w:t xml:space="preserve">答辩评分表打印</w:t>
       </w:r>
     </w:p>
-    <w:bookmarkEnd w:id="16"/>
-    <w:bookmarkStart w:id="17" w:name="六质量检查结课必做"/>
+    <w:bookmarkEnd w:id="17"/>
+    <w:bookmarkStart w:id="18" w:name="七质量检查结课必做"/>
     <w:p>
       <w:pPr>
         <w:pStyle w:val="Heading2"/>
@@ -2467,7 +3033,7 @@
         <w:rPr>
           <w:rFonts w:hint="eastAsia"/>
         </w:rPr>
-        <w:t xml:space="preserve">六、质量检查（结课必做）</w:t>
+        <w:t xml:space="preserve">七、质量检查（结课必做）</w:t>
       </w:r>
     </w:p>
     <w:p>
@@ -2563,8 +3129,8 @@
         <w:t xml:space="preserve">条”最有用/最不清楚”反馈，案例库与政策映射季度更新</w:t>
       </w:r>
     </w:p>
-    <w:bookmarkEnd w:id="17"/>
-    <w:bookmarkStart w:id="18" w:name="七常见学员异议应答"/>
+    <w:bookmarkEnd w:id="18"/>
+    <w:bookmarkStart w:id="19" w:name="八常见学员异议应答"/>
     <w:p>
       <w:pPr>
         <w:pStyle w:val="Heading2"/>
@@ -2573,7 +3139,7 @@
         <w:rPr>
           <w:rFonts w:hint="eastAsia"/>
         </w:rPr>
-        <w:t xml:space="preserve">七、常见学员异议应答</w:t>
+        <w:t xml:space="preserve">八、常见学员异议应答</w:t>
       </w:r>
     </w:p>
     <w:tbl>
@@ -2780,8 +3346,8 @@
         </w:tc>
       </w:tr>
     </w:tbl>
-    <w:bookmarkEnd w:id="18"/>
     <w:bookmarkEnd w:id="19"/>
+    <w:bookmarkEnd w:id="20"/>
     <w:sectPr>
       <w:footnotePr>
         <w:numRestart w:val="eachSect"/>
